--- a/applications/headway-customer-care-associate/cover-letter.docx
+++ b/applications/headway-customer-care-associate/cover-letter.docx
@@ -94,7 +94,7 @@
           <w:b w:val="0"/>
           <w:color w:val="1A1A1A"/>
         </w:rPr>
-        <w:t>I'm applying for the Customer Care Associate role because Headway's mission, making mental healthcare actually accessible, is the kind of problem I want to spend my day solving for real people, not just accounts. I don't have healthcare industry experience, and I want to say that plainly rather than talk around it. What I bring instead is over a decade of guiding people through confusing technical situations with patience and clear communication, and turning a frustrated customer into someone who trusts the product again.</w:t>
+        <w:t>I'm applying for the Customer Care Associate role because Headway's mission, making mental healthcare actually accessible, is the kind of problem I want to spend my day solving for real people, not just accounts. My healthcare exposure goes back to early in my career, prospecting for an online healthcare business directory, and while it's been a while since I worked inside the industry, what I've built since is over a decade of guiding people through confusing technical situations with patience and clear communication, and turning a frustrated customer into someone who trusts the product again.</w:t>
       </w:r>
     </w:p>
     <w:p>
